--- a/Dokumentasi/Laporan_Projek_E-Wallet_Desktop_Application.docx
+++ b/Dokumentasi/Laporan_Projek_E-Wallet_Desktop_Application.docx
@@ -1756,16 +1756,28 @@
             </w:tcMar>
           </w:tcPr>
           <w:p>
-            <w:r>
-              <w:rPr>
-                <w:i/>
-                <w:iCs/>
-                <w:color w:val="1560BD"/>
-                <w:u w:val="single"/>
-              </w:rPr>
-              <w:t>https://youtube.com/watch?v=...</w:t>
-            </w:r>
-          </w:p>
+            <w:hyperlink r:id="rId5" w:history="1">
+              <w:r>
+                <w:rPr>
+                  <w:rStyle w:val="Hyperlink"/>
+                </w:rPr>
+                <w:t>https://youtu.be/weX3w4pDSmM?si=2mz</w:t>
+              </w:r>
+              <w:r>
+                <w:rPr>
+                  <w:rStyle w:val="Hyperlink"/>
+                </w:rPr>
+                <w:t>s</w:t>
+              </w:r>
+              <w:r>
+                <w:rPr>
+                  <w:rStyle w:val="Hyperlink"/>
+                </w:rPr>
+                <w:t>YuE0CBP4gUZC</w:t>
+              </w:r>
+            </w:hyperlink>
+          </w:p>
+          <w:p/>
         </w:tc>
       </w:tr>
       <w:tr>
@@ -1815,16 +1827,28 @@
             </w:tcMar>
           </w:tcPr>
           <w:p>
-            <w:r>
-              <w:rPr>
-                <w:i/>
-                <w:iCs/>
-                <w:color w:val="1560BD"/>
-                <w:u w:val="single"/>
-              </w:rPr>
-              <w:t>https://github.com/username/repo-name</w:t>
-            </w:r>
-          </w:p>
+            <w:hyperlink r:id="rId6" w:history="1">
+              <w:r>
+                <w:rPr>
+                  <w:rStyle w:val="Hyperlink"/>
+                </w:rPr>
+                <w:t>https://github.com/HaryadyLaksana/Projec</w:t>
+              </w:r>
+              <w:r>
+                <w:rPr>
+                  <w:rStyle w:val="Hyperlink"/>
+                </w:rPr>
+                <w:t>t</w:t>
+              </w:r>
+              <w:r>
+                <w:rPr>
+                  <w:rStyle w:val="Hyperlink"/>
+                </w:rPr>
+                <w:t>-UAS-Pemrograman1</w:t>
+              </w:r>
+            </w:hyperlink>
+          </w:p>
+          <w:p/>
         </w:tc>
       </w:tr>
     </w:tbl>
@@ -3354,6 +3378,30 @@
       <w:szCs w:val="20"/>
     </w:rPr>
   </w:style>
+  <w:style w:type="character" w:styleId="UnresolvedMention">
+    <w:name w:val="Unresolved Mention"/>
+    <w:basedOn w:val="DefaultParagraphFont"/>
+    <w:uiPriority w:val="99"/>
+    <w:semiHidden/>
+    <w:unhideWhenUsed/>
+    <w:rsid w:val="00305C80"/>
+    <w:rPr>
+      <w:color w:val="605E5C"/>
+      <w:shd w:val="clear" w:color="auto" w:fill="E1DFDD"/>
+    </w:rPr>
+  </w:style>
+  <w:style w:type="character" w:styleId="FollowedHyperlink">
+    <w:name w:val="FollowedHyperlink"/>
+    <w:basedOn w:val="DefaultParagraphFont"/>
+    <w:uiPriority w:val="99"/>
+    <w:semiHidden/>
+    <w:unhideWhenUsed/>
+    <w:rsid w:val="00305C80"/>
+    <w:rPr>
+      <w:color w:val="96607D" w:themeColor="followedHyperlink"/>
+      <w:u w:val="single"/>
+    </w:rPr>
+  </w:style>
 </w:styles>
 </file>
 
